--- a/MapleStoryM_마케팅_보고서.docx
+++ b/MapleStoryM_마케팅_보고서.docx
@@ -4,7 +4,7 @@
   <w:body>
     <w:p>
       <w:pPr>
-        <w:spacing w:after="100"/>
+        <w:spacing w:after="60"/>
         <w:jc w:val="center"/>
       </w:pPr>
       <w:r>
@@ -12,10 +12,10 @@
           <w:b/>
           <w:bCs/>
           <w:color w:val="2F5496"/>
-          <w:sz w:val="44"/>
-          <w:szCs w:val="44"/>
-        </w:rPr>
-        <w:t xml:space="preserve">메이플스토리 M 마케팅 성과 보고서</w:t>
+          <w:sz w:val="40"/>
+          <w:szCs w:val="40"/>
+        </w:rPr>
+        <w:t xml:space="preserve">메이플스토리M 모바일 마케팅/성과 보고서</w:t>
       </w:r>
     </w:p>
     <w:p>
@@ -26,10 +26,10 @@
       <w:r>
         <w:rPr>
           <w:color w:val="595959"/>
-          <w:sz w:val="20"/>
-          <w:szCs w:val="20"/>
-        </w:rPr>
-        <w:t xml:space="preserve">작성일: 2026-08-18</w:t>
+          <w:sz w:val="22"/>
+          <w:szCs w:val="22"/>
+        </w:rPr>
+        <w:t xml:space="preserve">(2016 출시, 최근 3년 + 2026 상반기)</w:t>
       </w:r>
     </w:p>
     <w:p>
@@ -61,9 +61,8 @@
         </w:tblBorders>
       </w:tblPr>
       <w:tblGrid>
-        <w:gridCol w:w="2200"/>
-        <w:gridCol w:w="1400"/>
-        <w:gridCol w:w="5200"/>
+        <w:gridCol w:w="4400"/>
+        <w:gridCol w:w="4400"/>
       </w:tblGrid>
       <w:tr>
         <w:trPr>
@@ -71,7 +70,7 @@
         </w:trPr>
         <w:tc>
           <w:tcPr>
-            <w:tcW w:type="dxa" w:w="2200"/>
+            <w:tcW w:type="dxa" w:w="4400"/>
             <w:shd w:fill="2F5496" w:val="clear"/>
             <w:tcMar>
               <w:top w:type="dxa" w:w="100"/>
@@ -98,7 +97,7 @@
         </w:tc>
         <w:tc>
           <w:tcPr>
-            <w:tcW w:type="dxa" w:w="1400"/>
+            <w:tcW w:type="dxa" w:w="4400"/>
             <w:shd w:fill="2F5496" w:val="clear"/>
             <w:tcMar>
               <w:top w:type="dxa" w:w="100"/>
@@ -123,38 +122,11 @@
             </w:r>
           </w:p>
         </w:tc>
-        <w:tc>
-          <w:tcPr>
-            <w:tcW w:type="dxa" w:w="5200"/>
-            <w:shd w:fill="2F5496" w:val="clear"/>
-            <w:tcMar>
-              <w:top w:type="dxa" w:w="100"/>
-              <w:left w:type="dxa" w:w="120"/>
-              <w:bottom w:type="dxa" w:w="100"/>
-              <w:right w:type="dxa" w:w="120"/>
-            </w:tcMar>
-          </w:tcPr>
-          <w:p>
-            <w:pPr>
-              <w:jc w:val="center"/>
-            </w:pPr>
-            <w:r>
-              <w:rPr>
-                <w:b/>
-                <w:bCs/>
-                <w:color w:val="FFFFFF"/>
-                <w:sz w:val="20"/>
-                <w:szCs w:val="20"/>
-              </w:rPr>
-              <w:t xml:space="preserve">주요 활용 목적</w:t>
-            </w:r>
-          </w:p>
-        </w:tc>
       </w:tr>
       <w:tr>
         <w:tc>
           <w:tcPr>
-            <w:tcW w:type="dxa" w:w="2200"/>
+            <w:tcW w:type="dxa" w:w="4400"/>
             <w:tcMar>
               <w:top w:type="dxa" w:w="100"/>
               <w:left w:type="dxa" w:w="120"/>
@@ -180,7 +152,7 @@
         </w:tc>
         <w:tc>
           <w:tcPr>
-            <w:tcW w:type="dxa" w:w="1400"/>
+            <w:tcW w:type="dxa" w:w="4400"/>
             <w:tcMar>
               <w:top w:type="dxa" w:w="100"/>
               <w:left w:type="dxa" w:w="120"/>
@@ -201,32 +173,6 @@
                 <w:szCs w:val="20"/>
               </w:rPr>
               <w:t xml:space="preserve">40%</w:t>
-            </w:r>
-          </w:p>
-        </w:tc>
-        <w:tc>
-          <w:tcPr>
-            <w:tcW w:type="dxa" w:w="5200"/>
-            <w:tcMar>
-              <w:top w:type="dxa" w:w="100"/>
-              <w:left w:type="dxa" w:w="120"/>
-              <w:bottom w:type="dxa" w:w="100"/>
-              <w:right w:type="dxa" w:w="120"/>
-            </w:tcMar>
-          </w:tcPr>
-          <w:p>
-            <w:pPr>
-              <w:jc w:val="left"/>
-            </w:pPr>
-            <w:r>
-              <w:rPr>
-                <w:b w:val="false"/>
-                <w:bCs w:val="false"/>
-                <w:color w:val="000000"/>
-                <w:sz w:val="20"/>
-                <w:szCs w:val="20"/>
-              </w:rPr>
-              <w:t xml:space="preserve">신규 콘텐츠 홍보, 스트리머 협업 중심</w:t>
             </w:r>
           </w:p>
         </w:tc>
@@ -234,7 +180,7 @@
       <w:tr>
         <w:tc>
           <w:tcPr>
-            <w:tcW w:type="dxa" w:w="2200"/>
+            <w:tcW w:type="dxa" w:w="4400"/>
             <w:tcMar>
               <w:top w:type="dxa" w:w="100"/>
               <w:left w:type="dxa" w:w="120"/>
@@ -260,7 +206,7 @@
         </w:tc>
         <w:tc>
           <w:tcPr>
-            <w:tcW w:type="dxa" w:w="1400"/>
+            <w:tcW w:type="dxa" w:w="4400"/>
             <w:tcMar>
               <w:top w:type="dxa" w:w="100"/>
               <w:left w:type="dxa" w:w="120"/>
@@ -281,32 +227,6 @@
                 <w:szCs w:val="20"/>
               </w:rPr>
               <w:t xml:space="preserve">30%</w:t>
-            </w:r>
-          </w:p>
-        </w:tc>
-        <w:tc>
-          <w:tcPr>
-            <w:tcW w:type="dxa" w:w="5200"/>
-            <w:tcMar>
-              <w:top w:type="dxa" w:w="100"/>
-              <w:left w:type="dxa" w:w="120"/>
-              <w:bottom w:type="dxa" w:w="100"/>
-              <w:right w:type="dxa" w:w="120"/>
-            </w:tcMar>
-          </w:tcPr>
-          <w:p>
-            <w:pPr>
-              <w:jc w:val="left"/>
-            </w:pPr>
-            <w:r>
-              <w:rPr>
-                <w:b w:val="false"/>
-                <w:bCs w:val="false"/>
-                <w:color w:val="000000"/>
-                <w:sz w:val="20"/>
-                <w:szCs w:val="20"/>
-              </w:rPr>
-              <w:t xml:space="preserve">릴스·스토리 활용, 신규 직업·스킨 홍보</w:t>
             </w:r>
           </w:p>
         </w:tc>
@@ -314,7 +234,7 @@
       <w:tr>
         <w:tc>
           <w:tcPr>
-            <w:tcW w:type="dxa" w:w="2200"/>
+            <w:tcW w:type="dxa" w:w="4400"/>
             <w:tcMar>
               <w:top w:type="dxa" w:w="100"/>
               <w:left w:type="dxa" w:w="120"/>
@@ -340,7 +260,7 @@
         </w:tc>
         <w:tc>
           <w:tcPr>
-            <w:tcW w:type="dxa" w:w="1400"/>
+            <w:tcW w:type="dxa" w:w="4400"/>
             <w:tcMar>
               <w:top w:type="dxa" w:w="100"/>
               <w:left w:type="dxa" w:w="120"/>
@@ -361,32 +281,6 @@
                 <w:szCs w:val="20"/>
               </w:rPr>
               <w:t xml:space="preserve">20%</w:t>
-            </w:r>
-          </w:p>
-        </w:tc>
-        <w:tc>
-          <w:tcPr>
-            <w:tcW w:type="dxa" w:w="5200"/>
-            <w:tcMar>
-              <w:top w:type="dxa" w:w="100"/>
-              <w:left w:type="dxa" w:w="120"/>
-              <w:bottom w:type="dxa" w:w="100"/>
-              <w:right w:type="dxa" w:w="120"/>
-            </w:tcMar>
-          </w:tcPr>
-          <w:p>
-            <w:pPr>
-              <w:jc w:val="left"/>
-            </w:pPr>
-            <w:r>
-              <w:rPr>
-                <w:b w:val="false"/>
-                <w:bCs w:val="false"/>
-                <w:color w:val="000000"/>
-                <w:sz w:val="20"/>
-                <w:szCs w:val="20"/>
-              </w:rPr>
-              <w:t xml:space="preserve">숏폼 챌린지, 10~20대 타깃 바이럴</w:t>
             </w:r>
           </w:p>
         </w:tc>
@@ -394,7 +288,7 @@
       <w:tr>
         <w:tc>
           <w:tcPr>
-            <w:tcW w:type="dxa" w:w="2200"/>
+            <w:tcW w:type="dxa" w:w="4400"/>
             <w:tcMar>
               <w:top w:type="dxa" w:w="100"/>
               <w:left w:type="dxa" w:w="120"/>
@@ -420,7 +314,7 @@
         </w:tc>
         <w:tc>
           <w:tcPr>
-            <w:tcW w:type="dxa" w:w="1400"/>
+            <w:tcW w:type="dxa" w:w="4400"/>
             <w:tcMar>
               <w:top w:type="dxa" w:w="100"/>
               <w:left w:type="dxa" w:w="120"/>
@@ -441,64 +335,11 @@
                 <w:szCs w:val="20"/>
               </w:rPr>
               <w:t xml:space="preserve">10%</w:t>
-            </w:r>
-          </w:p>
-        </w:tc>
-        <w:tc>
-          <w:tcPr>
-            <w:tcW w:type="dxa" w:w="5200"/>
-            <w:tcMar>
-              <w:top w:type="dxa" w:w="100"/>
-              <w:left w:type="dxa" w:w="120"/>
-              <w:bottom w:type="dxa" w:w="100"/>
-              <w:right w:type="dxa" w:w="120"/>
-            </w:tcMar>
-          </w:tcPr>
-          <w:p>
-            <w:pPr>
-              <w:jc w:val="left"/>
-            </w:pPr>
-            <w:r>
-              <w:rPr>
-                <w:b w:val="false"/>
-                <w:bCs w:val="false"/>
-                <w:color w:val="000000"/>
-                <w:sz w:val="20"/>
-                <w:szCs w:val="20"/>
-              </w:rPr>
-              <w:t xml:space="preserve">대형 업데이트 시 한정 집행</w:t>
             </w:r>
           </w:p>
         </w:tc>
       </w:tr>
     </w:tbl>
-    <w:p>
-      <w:pPr>
-        <w:pBdr>
-          <w:left w:val="single" w:color="2F5496" w:sz="24" w:space="8"/>
-        </w:pBdr>
-        <w:shd w:fill="EAF1FB" w:val="clear"/>
-        <w:spacing w:after="200" w:before="120"/>
-        <w:ind w:left="100"/>
-      </w:pPr>
-      <w:r>
-        <w:rPr>
-          <w:b/>
-          <w:bCs/>
-          <w:color w:val="2F5496"/>
-          <w:sz w:val="20"/>
-          <w:szCs w:val="20"/>
-        </w:rPr>
-        <w:t xml:space="preserve">요약  </w:t>
-      </w:r>
-      <w:r>
-        <w:rPr>
-          <w:sz w:val="20"/>
-          <w:szCs w:val="20"/>
-        </w:rPr>
-        <w:t xml:space="preserve">유튜브와 인스타그램/메타를 합쳐 전체 예산의 70%를 영상·이미지 기반 소셜 채널에 집중 배분하고 있으며, 틱톡을 통한 저연령층 바이럴 확산과 TV를 통한 대형 업데이트 시점의 화제성 확보를 병행하는 구조다.</w:t>
-      </w:r>
-    </w:p>
     <w:p>
       <w:pPr>
         <w:pBdr>
@@ -520,13 +361,13 @@
           <w:sz w:val="30"/>
           <w:szCs w:val="30"/>
         </w:rPr>
-        <w:t xml:space="preserve">2. 최근 3년 이벤트 정리</w:t>
+        <w:t xml:space="preserve">2. 최근 이벤트 및 콜라보 정리</w:t>
       </w:r>
     </w:p>
     <w:p>
       <w:pPr>
         <w:pStyle w:val="Heading2"/>
-        <w:spacing w:after="150" w:before="300"/>
+        <w:spacing w:after="120" w:before="260"/>
       </w:pPr>
       <w:r>
         <w:rPr>
@@ -536,7 +377,7 @@
           <w:sz w:val="24"/>
           <w:szCs w:val="24"/>
         </w:rPr>
-        <w:t xml:space="preserve">2024년</w:t>
+        <w:t xml:space="preserve">2023</w:t>
       </w:r>
     </w:p>
     <w:p>
@@ -553,7 +394,7 @@
           <w:sz w:val="21"/>
           <w:szCs w:val="21"/>
         </w:rPr>
-        <w:t xml:space="preserve">신규 직업 ‘카데나’, 신규 보스 ‘검은 마법사’ 이벤트 진행</w:t>
+        <w:t xml:space="preserve">신규 직업 ‘카데나’, 신규 보스 ‘검은 마법사’</w:t>
       </w:r>
     </w:p>
     <w:p>
@@ -570,23 +411,7 @@
           <w:sz w:val="21"/>
           <w:szCs w:val="21"/>
         </w:rPr>
-        <w:t xml:space="preserve">여름 시즌 ‘슈퍼 헤이스트’ 성장 이벤트 진행</w:t>
-      </w:r>
-    </w:p>
-    <w:p>
-      <w:pPr>
-        <w:pStyle w:val="Heading2"/>
-        <w:spacing w:after="150" w:before="300"/>
-      </w:pPr>
-      <w:r>
-        <w:rPr>
-          <w:b/>
-          <w:bCs/>
-          <w:color w:val="2F5496"/>
-          <w:sz w:val="24"/>
-          <w:szCs w:val="24"/>
-        </w:rPr>
-        <w:t xml:space="preserve">2025년</w:t>
+        <w:t xml:space="preserve">여름 시즌 ‘슈퍼 헤이스트’ 성장 이벤트</w:t>
       </w:r>
     </w:p>
     <w:p>
@@ -603,7 +428,23 @@
           <w:sz w:val="21"/>
           <w:szCs w:val="21"/>
         </w:rPr>
-        <w:t xml:space="preserve">신규 지역 ‘세르니움’, 신규 보스 ‘듄켈’ 업데이트</w:t>
+        <w:t xml:space="preserve">콜라보: 카카오프렌즈 이모티콘 이벤트</w:t>
+      </w:r>
+    </w:p>
+    <w:p>
+      <w:pPr>
+        <w:pStyle w:val="Heading2"/>
+        <w:spacing w:after="120" w:before="260"/>
+      </w:pPr>
+      <w:r>
+        <w:rPr>
+          <w:b/>
+          <w:bCs/>
+          <w:color w:val="2F5496"/>
+          <w:sz w:val="24"/>
+          <w:szCs w:val="24"/>
+        </w:rPr>
+        <w:t xml:space="preserve">2024</w:t>
       </w:r>
     </w:p>
     <w:p>
@@ -620,23 +461,7 @@
           <w:sz w:val="21"/>
           <w:szCs w:val="21"/>
         </w:rPr>
-        <w:t xml:space="preserve">BTS 진 콜라보 이벤트 진행, 대규모 언드미디어(자발적 언론·SNS 노출) 확보</w:t>
-      </w:r>
-    </w:p>
-    <w:p>
-      <w:pPr>
-        <w:pStyle w:val="Heading2"/>
-        <w:spacing w:after="150" w:before="300"/>
-      </w:pPr>
-      <w:r>
-        <w:rPr>
-          <w:b/>
-          <w:bCs/>
-          <w:color w:val="2F5496"/>
-          <w:sz w:val="24"/>
-          <w:szCs w:val="24"/>
-        </w:rPr>
-        <w:t xml:space="preserve">2026년</w:t>
+        <w:t xml:space="preserve">신규 지역 ‘세르니움’, 신규 보스 ‘듄켈’</w:t>
       </w:r>
     </w:p>
     <w:p>
@@ -653,7 +478,7 @@
           <w:sz w:val="21"/>
           <w:szCs w:val="21"/>
         </w:rPr>
-        <w:t xml:space="preserve">신규 지역 ‘오디움’, 던전 ‘하이로스의 봉인’ 개선</w:t>
+        <w:t xml:space="preserve">콜라보: BTS 진 첫 번째 협업 (출근용사 김석진)</w:t>
       </w:r>
     </w:p>
     <w:p>
@@ -670,34 +495,226 @@
           <w:sz w:val="21"/>
           <w:szCs w:val="21"/>
         </w:rPr>
-        <w:t xml:space="preserve">‘챌린저스 월드 시즌4’, ‘하이퍼 버닝 MAX’, ‘울티마 스쿼드’ 등 성장·출석 이벤트 진행</w:t>
-      </w:r>
-    </w:p>
-    <w:p>
-      <w:pPr>
-        <w:pBdr>
-          <w:left w:val="single" w:color="2F5496" w:sz="24" w:space="8"/>
-        </w:pBdr>
-        <w:shd w:fill="EAF1FB" w:val="clear"/>
-        <w:spacing w:after="200" w:before="120"/>
-        <w:ind w:left="100"/>
+        <w:t xml:space="preserve">대규모 언드미디어 노출, 유튜브·기사 언급량 급증</w:t>
+      </w:r>
+    </w:p>
+    <w:p>
+      <w:pPr>
+        <w:pStyle w:val="Heading2"/>
+        <w:spacing w:after="120" w:before="260"/>
       </w:pPr>
       <w:r>
         <w:rPr>
           <w:b/>
           <w:bCs/>
           <w:color w:val="2F5496"/>
-          <w:sz w:val="20"/>
-          <w:szCs w:val="20"/>
-        </w:rPr>
-        <w:t xml:space="preserve">요약  </w:t>
-      </w:r>
-      <w:r>
-        <w:rPr>
-          <w:sz w:val="20"/>
-          <w:szCs w:val="20"/>
-        </w:rPr>
-        <w:t xml:space="preserve">매년 신규 지역·보스 등 콘텐츠 업데이트를 축으로 성장 이벤트를 결합하는 패턴이 이어지고 있으며, 2025년 BTS 진 콜라보는 게임 외부 화제성을 크게 견인한 대표 사례다.</w:t>
+          <w:sz w:val="24"/>
+          <w:szCs w:val="24"/>
+        </w:rPr>
+        <w:t xml:space="preserve">2025</w:t>
+      </w:r>
+    </w:p>
+    <w:p>
+      <w:pPr>
+        <w:pStyle w:val="ListParagraph"/>
+        <w:numPr>
+          <w:ilvl w:val="0"/>
+          <w:numId w:val="2"/>
+        </w:numPr>
+        <w:spacing w:after="80"/>
+      </w:pPr>
+      <w:r>
+        <w:rPr>
+          <w:sz w:val="21"/>
+          <w:szCs w:val="21"/>
+        </w:rPr>
+        <w:t xml:space="preserve">신규 지역 ‘오디움’, 던전 ‘하이로스의 봉인’ 개선</w:t>
+      </w:r>
+    </w:p>
+    <w:p>
+      <w:pPr>
+        <w:pStyle w:val="ListParagraph"/>
+        <w:numPr>
+          <w:ilvl w:val="0"/>
+          <w:numId w:val="2"/>
+        </w:numPr>
+        <w:spacing w:after="80"/>
+      </w:pPr>
+      <w:r>
+        <w:rPr>
+          <w:sz w:val="21"/>
+          <w:szCs w:val="21"/>
+        </w:rPr>
+        <w:t xml:space="preserve">‘챌린저스 월드 시즌4’, ‘하이퍼 버닝 MAX’, ‘울티마 스쿼드’ 등 성장·출석 이벤트</w:t>
+      </w:r>
+    </w:p>
+    <w:p>
+      <w:pPr>
+        <w:pStyle w:val="ListParagraph"/>
+        <w:numPr>
+          <w:ilvl w:val="0"/>
+          <w:numId w:val="2"/>
+        </w:numPr>
+        <w:spacing w:after="80"/>
+      </w:pPr>
+      <w:r>
+        <w:rPr>
+          <w:sz w:val="21"/>
+          <w:szCs w:val="21"/>
+        </w:rPr>
+        <w:t xml:space="preserve">콜라보: GS25 편의점 제휴, 한정 굿즈 및 아이템 지급</w:t>
+      </w:r>
+    </w:p>
+    <w:p>
+      <w:pPr>
+        <w:pStyle w:val="Heading2"/>
+        <w:spacing w:after="120" w:before="260"/>
+      </w:pPr>
+      <w:r>
+        <w:rPr>
+          <w:b/>
+          <w:bCs/>
+          <w:color w:val="2F5496"/>
+          <w:sz w:val="24"/>
+          <w:szCs w:val="24"/>
+        </w:rPr>
+        <w:t xml:space="preserve">2026 상반기</w:t>
+      </w:r>
+    </w:p>
+    <w:p>
+      <w:pPr>
+        <w:pStyle w:val="ListParagraph"/>
+        <w:numPr>
+          <w:ilvl w:val="0"/>
+          <w:numId w:val="2"/>
+        </w:numPr>
+        <w:spacing w:after="80"/>
+      </w:pPr>
+      <w:r>
+        <w:rPr>
+          <w:sz w:val="21"/>
+          <w:szCs w:val="21"/>
+        </w:rPr>
+        <w:t xml:space="preserve">신규 직업 ‘렌’, 신규 지역 ‘레테’ 업데이트</w:t>
+      </w:r>
+    </w:p>
+    <w:p>
+      <w:pPr>
+        <w:pStyle w:val="ListParagraph"/>
+        <w:numPr>
+          <w:ilvl w:val="0"/>
+          <w:numId w:val="2"/>
+        </w:numPr>
+        <w:spacing w:after="80"/>
+      </w:pPr>
+      <w:r>
+        <w:rPr>
+          <w:sz w:val="21"/>
+          <w:szCs w:val="21"/>
+        </w:rPr>
+        <w:t xml:space="preserve">콜라보: BTS 진 두 번째 협업 (출근용사 김석진 리턴즈)</w:t>
+      </w:r>
+    </w:p>
+    <w:p>
+      <w:pPr>
+        <w:pStyle w:val="ListParagraph"/>
+        <w:numPr>
+          <w:ilvl w:val="0"/>
+          <w:numId w:val="2"/>
+        </w:numPr>
+        <w:spacing w:after="80"/>
+      </w:pPr>
+      <w:r>
+        <w:rPr>
+          <w:sz w:val="21"/>
+          <w:szCs w:val="21"/>
+        </w:rPr>
+        <w:t xml:space="preserve">콜라보: KT 위즈 프로야구 ‘메이플스토리 데이’</w:t>
+      </w:r>
+    </w:p>
+    <w:p>
+      <w:pPr>
+        <w:pStyle w:val="ListParagraph"/>
+        <w:numPr>
+          <w:ilvl w:val="0"/>
+          <w:numId w:val="2"/>
+        </w:numPr>
+        <w:spacing w:after="80"/>
+      </w:pPr>
+      <w:r>
+        <w:rPr>
+          <w:sz w:val="21"/>
+          <w:szCs w:val="21"/>
+        </w:rPr>
+        <w:t xml:space="preserve">이벤트: ‘하이퍼 버닝 시즌2’, ‘울티마 스쿼드 시즌2’</w:t>
+      </w:r>
+    </w:p>
+    <w:p>
+      <w:pPr>
+        <w:pStyle w:val="ListParagraph"/>
+        <w:numPr>
+          <w:ilvl w:val="0"/>
+          <w:numId w:val="2"/>
+        </w:numPr>
+        <w:spacing w:after="80"/>
+      </w:pPr>
+      <w:r>
+        <w:rPr>
+          <w:sz w:val="21"/>
+          <w:szCs w:val="21"/>
+        </w:rPr>
+        <w:t xml:space="preserve">스트리머 합동 방송:</w:t>
+      </w:r>
+    </w:p>
+    <w:p>
+      <w:pPr>
+        <w:pStyle w:val="ListParagraph"/>
+        <w:numPr>
+          <w:ilvl w:val="1"/>
+          <w:numId w:val="2"/>
+        </w:numPr>
+        <w:spacing w:after="80"/>
+      </w:pPr>
+      <w:r>
+        <w:rPr>
+          <w:sz w:val="21"/>
+          <w:szCs w:val="21"/>
+        </w:rPr>
+        <w:t xml:space="preserve">치지직 ‘메악회’(한동숙, 괴물쥐, 포셔, 노돌리)</w:t>
+      </w:r>
+    </w:p>
+    <w:p>
+      <w:pPr>
+        <w:pStyle w:val="ListParagraph"/>
+        <w:numPr>
+          <w:ilvl w:val="1"/>
+          <w:numId w:val="2"/>
+        </w:numPr>
+        <w:spacing w:after="80"/>
+      </w:pPr>
+      <w:r>
+        <w:rPr>
+          <w:sz w:val="21"/>
+          <w:szCs w:val="21"/>
+        </w:rPr>
+        <w:t xml:space="preserve">SOOP(팡이요, 세글자, 수찬)</w:t>
+      </w:r>
+    </w:p>
+    <w:p>
+      <w:pPr>
+        <w:pStyle w:val="ListParagraph"/>
+        <w:numPr>
+          <w:ilvl w:val="1"/>
+          <w:numId w:val="2"/>
+        </w:numPr>
+        <w:spacing w:after="80"/>
+      </w:pPr>
+      <w:r>
+        <w:rPr>
+          <w:sz w:val="21"/>
+          <w:szCs w:val="21"/>
+        </w:rPr>
+        <w:t xml:space="preserve">씨미 플랫폼 ‘씨너지’(스코시즘, 하나비, 헤비 등 24명 참여)</w:t>
       </w:r>
     </w:p>
     <w:p>
@@ -956,7 +973,7 @@
                 <w:sz w:val="20"/>
                 <w:szCs w:val="20"/>
               </w:rPr>
-              <w:t xml:space="preserve">500만+ 설치</w:t>
+              <w:t xml:space="preserve">500만+</w:t>
             </w:r>
           </w:p>
         </w:tc>
@@ -1016,33 +1033,6 @@
         </w:tc>
       </w:tr>
     </w:tbl>
-    <w:p>
-      <w:pPr>
-        <w:pBdr>
-          <w:left w:val="single" w:color="2F5496" w:sz="24" w:space="8"/>
-        </w:pBdr>
-        <w:shd w:fill="EAF1FB" w:val="clear"/>
-        <w:spacing w:after="200" w:before="120"/>
-        <w:ind w:left="100"/>
-      </w:pPr>
-      <w:r>
-        <w:rPr>
-          <w:b/>
-          <w:bCs/>
-          <w:color w:val="2F5496"/>
-          <w:sz w:val="20"/>
-          <w:szCs w:val="20"/>
-        </w:rPr>
-        <w:t xml:space="preserve">요약  </w:t>
-      </w:r>
-      <w:r>
-        <w:rPr>
-          <w:sz w:val="20"/>
-          <w:szCs w:val="20"/>
-        </w:rPr>
-        <w:t xml:space="preserve">다운로드 규모 대비 매출 순위(Top 9)가 카테고리 순위(Top 16)보다 높아, 신규 유입보다 기존 유저의 과금 충성도가 상대적으로 견고한 것으로 해석된다.</w:t>
-      </w:r>
-    </w:p>
     <w:p>
       <w:pPr>
         <w:pBdr>
@@ -1574,33 +1564,6 @@
     <w:p>
       <w:pPr>
         <w:pBdr>
-          <w:left w:val="single" w:color="2F5496" w:sz="24" w:space="8"/>
-        </w:pBdr>
-        <w:shd w:fill="EAF1FB" w:val="clear"/>
-        <w:spacing w:after="200" w:before="120"/>
-        <w:ind w:left="100"/>
-      </w:pPr>
-      <w:r>
-        <w:rPr>
-          <w:b/>
-          <w:bCs/>
-          <w:color w:val="2F5496"/>
-          <w:sz w:val="20"/>
-          <w:szCs w:val="20"/>
-        </w:rPr>
-        <w:t xml:space="preserve">요약  </w:t>
-      </w:r>
-      <w:r>
-        <w:rPr>
-          <w:sz w:val="20"/>
-          <w:szCs w:val="20"/>
-        </w:rPr>
-        <w:t xml:space="preserve">동시대 글로벌 히트작 대비 메이플M의 초기 다운로드 규모는 상대적으로 작았으나, 10년 가까이 지난 현재까지도 500만+ 설치와 매출 Top 9 순위를 유지하고 있어 초기 확산력보다 장기 리텐션과 팬덤 기반 수익화에 강점을 보이는 타이틀로 평가된다.</w:t>
-      </w:r>
-    </w:p>
-    <w:p>
-      <w:pPr>
-        <w:pBdr>
           <w:bottom w:val="single" w:color="BFBFBF" w:sz="6" w:space="4"/>
         </w:pBdr>
         <w:spacing w:after="200" w:before="200"/>
@@ -1620,22 +1583,6 @@
           <w:szCs w:val="30"/>
         </w:rPr>
         <w:t xml:space="preserve">5. 성별·연령대 분포</w:t>
-      </w:r>
-    </w:p>
-    <w:p>
-      <w:pPr>
-        <w:pStyle w:val="Heading2"/>
-        <w:spacing w:after="150" w:before="300"/>
-      </w:pPr>
-      <w:r>
-        <w:rPr>
-          <w:b/>
-          <w:bCs/>
-          <w:color w:val="2F5496"/>
-          <w:sz w:val="24"/>
-          <w:szCs w:val="24"/>
-        </w:rPr>
-        <w:t xml:space="preserve">성별</w:t>
       </w:r>
     </w:p>
     <w:p>
@@ -1652,7 +1599,7 @@
           <w:sz w:val="21"/>
           <w:szCs w:val="21"/>
         </w:rPr>
-        <w:t xml:space="preserve">남성: 80~82%</w:t>
+        <w:t xml:space="preserve">성별: 남성 80~82%, 여성 18~20%</w:t>
       </w:r>
     </w:p>
     <w:p>
@@ -1669,23 +1616,31 @@
           <w:sz w:val="21"/>
           <w:szCs w:val="21"/>
         </w:rPr>
-        <w:t xml:space="preserve">여성: 18~20%</w:t>
-      </w:r>
-    </w:p>
-    <w:p>
-      <w:pPr>
-        <w:pStyle w:val="Heading2"/>
-        <w:spacing w:after="150" w:before="300"/>
+        <w:t xml:space="preserve">연령대: 20대 60% 이상, 30대 약 30%, 10대·40대·50대는 소수</w:t>
+      </w:r>
+    </w:p>
+    <w:p>
+      <w:pPr>
+        <w:pBdr>
+          <w:bottom w:val="single" w:color="BFBFBF" w:sz="6" w:space="4"/>
+        </w:pBdr>
+        <w:spacing w:after="200" w:before="200"/>
+      </w:pPr>
+    </w:p>
+    <w:p>
+      <w:pPr>
+        <w:pStyle w:val="Heading1"/>
+        <w:spacing w:after="200" w:before="400"/>
       </w:pPr>
       <w:r>
         <w:rPr>
           <w:b/>
           <w:bCs/>
           <w:color w:val="2F5496"/>
-          <w:sz w:val="24"/>
-          <w:szCs w:val="24"/>
-        </w:rPr>
-        <w:t xml:space="preserve">연령대</w:t>
+          <w:sz w:val="30"/>
+          <w:szCs w:val="30"/>
+        </w:rPr>
+        <w:t xml:space="preserve">6. 언드미디어 노출량</w:t>
       </w:r>
     </w:p>
     <w:p>
@@ -1702,7 +1657,7 @@
           <w:sz w:val="21"/>
           <w:szCs w:val="21"/>
         </w:rPr>
-        <w:t xml:space="preserve">20대: 60% 이상 (핵심 타깃층)</w:t>
+        <w:t xml:space="preserve">기사·유튜브 언급량: 여름 시즌 업데이트 및 콜라보 시 집중 증가</w:t>
       </w:r>
     </w:p>
     <w:p>
@@ -1719,51 +1674,7 @@
           <w:sz w:val="21"/>
           <w:szCs w:val="21"/>
         </w:rPr>
-        <w:t xml:space="preserve">30대: 약 30%</w:t>
-      </w:r>
-    </w:p>
-    <w:p>
-      <w:pPr>
-        <w:pStyle w:val="ListParagraph"/>
-        <w:numPr>
-          <w:ilvl w:val="0"/>
-          <w:numId w:val="2"/>
-        </w:numPr>
-        <w:spacing w:after="80"/>
-      </w:pPr>
-      <w:r>
-        <w:rPr>
-          <w:sz w:val="21"/>
-          <w:szCs w:val="21"/>
-        </w:rPr>
-        <w:t xml:space="preserve">10대·40대·50대: 소수</w:t>
-      </w:r>
-    </w:p>
-    <w:p>
-      <w:pPr>
-        <w:pBdr>
-          <w:left w:val="single" w:color="2F5496" w:sz="24" w:space="8"/>
-        </w:pBdr>
-        <w:shd w:fill="EAF1FB" w:val="clear"/>
-        <w:spacing w:after="200" w:before="120"/>
-        <w:ind w:left="100"/>
-      </w:pPr>
-      <w:r>
-        <w:rPr>
-          <w:b/>
-          <w:bCs/>
-          <w:color w:val="2F5496"/>
-          <w:sz w:val="20"/>
-          <w:szCs w:val="20"/>
-        </w:rPr>
-        <w:t xml:space="preserve">요약  </w:t>
-      </w:r>
-      <w:r>
-        <w:rPr>
-          <w:sz w:val="20"/>
-          <w:szCs w:val="20"/>
-        </w:rPr>
-        <w:t xml:space="preserve">20~30대 남성이 이용자의 압도적 다수를 차지하는 구조로, 원작 IP에 대한 향수를 가진 성인 남성 이용자층이 핵심 팬덤을 형성하고 있다. 틱톡을 통한 10~20대 확장 시도는 있으나 현재 비중은 크지 않다.</w:t>
+        <w:t xml:space="preserve">월간 최고치: 6~8월, 스트리머 방송 콘텐츠와 시너지</w:t>
       </w:r>
     </w:p>
     <w:p>
@@ -1787,7 +1698,7 @@
           <w:sz w:val="30"/>
           <w:szCs w:val="30"/>
         </w:rPr>
-        <w:t xml:space="preserve">6. 공식 유튜브 성과</w:t>
+        <w:t xml:space="preserve">7. 공식 유튜브 성과</w:t>
       </w:r>
     </w:p>
     <w:tbl>
@@ -2137,33 +2048,6 @@
     <w:p>
       <w:pPr>
         <w:pBdr>
-          <w:left w:val="single" w:color="2F5496" w:sz="24" w:space="8"/>
-        </w:pBdr>
-        <w:shd w:fill="EAF1FB" w:val="clear"/>
-        <w:spacing w:after="200" w:before="120"/>
-        <w:ind w:left="100"/>
-      </w:pPr>
-      <w:r>
-        <w:rPr>
-          <w:b/>
-          <w:bCs/>
-          <w:color w:val="2F5496"/>
-          <w:sz w:val="20"/>
-          <w:szCs w:val="20"/>
-        </w:rPr>
-        <w:t xml:space="preserve">요약  </w:t>
-      </w:r>
-      <w:r>
-        <w:rPr>
-          <w:sz w:val="20"/>
-          <w:szCs w:val="20"/>
-        </w:rPr>
-        <w:t xml:space="preserve">국내 본섭 채널은 구독자 대비 평균 조회수가 167%에 달해 구독자 외 외부 유입·확산 효과가 매우 높은 반면, 글로벌 채널은 규모와 파급력 모두 상대적으로 낮아 글로벌 채널 활성화가 향후 과제로 보인다.</w:t>
-      </w:r>
-    </w:p>
-    <w:p>
-      <w:pPr>
-        <w:pBdr>
           <w:bottom w:val="single" w:color="BFBFBF" w:sz="6" w:space="4"/>
         </w:pBdr>
         <w:spacing w:after="200" w:before="200"/>
@@ -2182,7 +2066,7 @@
           <w:sz w:val="30"/>
           <w:szCs w:val="30"/>
         </w:rPr>
-        <w:t xml:space="preserve">7. 인플루언서 협업</w:t>
+        <w:t xml:space="preserve">8. 인플루언서 협업</w:t>
       </w:r>
     </w:p>
     <w:p>
@@ -2199,7 +2083,7 @@
           <w:sz w:val="21"/>
           <w:szCs w:val="21"/>
         </w:rPr>
-        <w:t xml:space="preserve">협업 빈도: 신규 직업·보스 업데이트 시점에 집중 편성</w:t>
+        <w:t xml:space="preserve">스트리머 협업 빈도: 신규 직업·보스 업데이트 시 집중</w:t>
       </w:r>
     </w:p>
     <w:p>
@@ -2216,7 +2100,7 @@
           <w:sz w:val="21"/>
           <w:szCs w:val="21"/>
         </w:rPr>
-        <w:t xml:space="preserve">협업 유형: PPL, 스폰서 방송, 합동 콘텐츠 제작</w:t>
+        <w:t xml:space="preserve">유형: PPL, 스폰서 방송, 합동 콘텐츠 제작</w:t>
       </w:r>
     </w:p>
     <w:p>
@@ -2233,34 +2117,7 @@
           <w:sz w:val="21"/>
           <w:szCs w:val="21"/>
         </w:rPr>
-        <w:t xml:space="preserve">대표 사례: SOOP 플랫폼 ‘챌섭 검마 하드 멸망전’ — 2만+ 동시 시청자 기록</w:t>
-      </w:r>
-    </w:p>
-    <w:p>
-      <w:pPr>
-        <w:pBdr>
-          <w:left w:val="single" w:color="2F5496" w:sz="24" w:space="8"/>
-        </w:pBdr>
-        <w:shd w:fill="EAF1FB" w:val="clear"/>
-        <w:spacing w:after="200" w:before="120"/>
-        <w:ind w:left="100"/>
-      </w:pPr>
-      <w:r>
-        <w:rPr>
-          <w:b/>
-          <w:bCs/>
-          <w:color w:val="2F5496"/>
-          <w:sz w:val="20"/>
-          <w:szCs w:val="20"/>
-        </w:rPr>
-        <w:t xml:space="preserve">요약  </w:t>
-      </w:r>
-      <w:r>
-        <w:rPr>
-          <w:sz w:val="20"/>
-          <w:szCs w:val="20"/>
-        </w:rPr>
-        <w:t xml:space="preserve">대형 콘텐츠 업데이트와 스트리머 협업 방송을 동일 시점에 배치하는 전략을 통해 단기간 화제성과 시청자 유입을 극대화하고 있으며, SOOP ‘챌섭 검마 하드 멸망전’은 이러한 전략의 성공 사례로 꼽힌다.</w:t>
+        <w:t xml:space="preserve">사례: 치지직 ‘메악회’, SOOP 스트리머 합방, 씨미 플랫폼 ‘씨너지’</w:t>
       </w:r>
     </w:p>
     <w:p>
@@ -2284,7 +2141,7 @@
           <w:sz w:val="30"/>
           <w:szCs w:val="30"/>
         </w:rPr>
-        <w:t xml:space="preserve">종합 시사점</w:t>
+        <w:t xml:space="preserve">📌 종합 결론</w:t>
       </w:r>
     </w:p>
     <w:p>
@@ -2294,14 +2151,15 @@
           <w:ilvl w:val="0"/>
           <w:numId w:val="2"/>
         </w:numPr>
-        <w:spacing w:after="80"/>
+        <w:shd w:fill="EAF1FB" w:val="clear"/>
+        <w:spacing w:after="100"/>
       </w:pPr>
       <w:r>
         <w:rPr>
           <w:sz w:val="21"/>
           <w:szCs w:val="21"/>
         </w:rPr>
-        <w:t xml:space="preserve">채널 전략: 유튜브·메타 중심의 영상 콘텐츠 마케팅이 예산의 70%를 차지하며, 스트리머 협업과 결합해 시너지를 내고 있다.</w:t>
+        <w:t xml:space="preserve">2016년 출시 당시 글로벌 경쟁작 대비 국내 RPG 시장에서 안정적 성과</w:t>
       </w:r>
     </w:p>
     <w:p>
@@ -2311,65 +2169,15 @@
           <w:ilvl w:val="0"/>
           <w:numId w:val="2"/>
         </w:numPr>
-        <w:spacing w:after="80"/>
+        <w:shd w:fill="EAF1FB" w:val="clear"/>
+        <w:spacing w:after="100"/>
       </w:pPr>
       <w:r>
         <w:rPr>
           <w:sz w:val="21"/>
           <w:szCs w:val="21"/>
         </w:rPr>
-        <w:t xml:space="preserve">콘텐츠 사이클: 신규 지역/보스 업데이트 → 성장 이벤트 → 인플루언서 협업 방송이 반복되는 검증된 마케팅 루프가 정착되어 있다.</w:t>
-      </w:r>
-    </w:p>
-    <w:p>
-      <w:pPr>
-        <w:pStyle w:val="ListParagraph"/>
-        <w:numPr>
-          <w:ilvl w:val="0"/>
-          <w:numId w:val="2"/>
-        </w:numPr>
-        <w:spacing w:after="80"/>
-      </w:pPr>
-      <w:r>
-        <w:rPr>
-          <w:sz w:val="21"/>
-          <w:szCs w:val="21"/>
-        </w:rPr>
-        <w:t xml:space="preserve">유저 기반: 20~30대 남성 중심의 견고한 코어 팬덤이 장기 매출을 지탱하고 있으나, 저연령층·글로벌 확장은 상대적으로 미진하다.</w:t>
-      </w:r>
-    </w:p>
-    <w:p>
-      <w:pPr>
-        <w:pStyle w:val="ListParagraph"/>
-        <w:numPr>
-          <w:ilvl w:val="0"/>
-          <w:numId w:val="2"/>
-        </w:numPr>
-        <w:spacing w:after="80"/>
-      </w:pPr>
-      <w:r>
-        <w:rPr>
-          <w:sz w:val="21"/>
-          <w:szCs w:val="21"/>
-        </w:rPr>
-        <w:t xml:space="preserve">채널별 격차: 국내 유튜브 채널의 높은 조회율 대비 글로벌 채널의 낮은 성과는 글로벌 마케팅 강화의 필요성을 시사한다.</w:t>
-      </w:r>
-    </w:p>
-    <w:p>
-      <w:pPr>
-        <w:pStyle w:val="ListParagraph"/>
-        <w:numPr>
-          <w:ilvl w:val="0"/>
-          <w:numId w:val="2"/>
-        </w:numPr>
-        <w:spacing w:after="80"/>
-      </w:pPr>
-      <w:r>
-        <w:rPr>
-          <w:sz w:val="21"/>
-          <w:szCs w:val="21"/>
-        </w:rPr>
-        <w:t xml:space="preserve">장기 생존력: 2016년 출시 동기 대비 초기 규모는 작았으나, 10년 가까이 매출 상위권을 유지하는 것은 IP 충성도와 지속적 콘텐츠 업데이트 전략의 성과로 볼 수 있다.</w:t>
+        <w:t xml:space="preserve">최근 3년+2026 상반기까지 대형 이벤트 + 콜라보(BTS, 카카오프렌즈, GS25, KT 위즈)로 브랜드 화제성 강화</w:t>
       </w:r>
     </w:p>
     <w:sectPr>
@@ -2555,6 +2363,15 @@
       <w:lvlJc w:val="left"/>
       <w:pPr>
         <w:ind w:left="360" w:hanging="260"/>
+      </w:pPr>
+    </w:lvl>
+    <w:lvl w:ilvl="1" w15:tentative="1">
+      <w:start w:val="1"/>
+      <w:numFmt w:val="bullet"/>
+      <w:lvlText w:val="◦"/>
+      <w:lvlJc w:val="left"/>
+      <w:pPr>
+        <w:ind w:left="720" w:hanging="260"/>
       </w:pPr>
     </w:lvl>
   </w:abstractNum>
